--- a/artifacts/bids/2026-02-18/zayavka_2026-02-18.docx
+++ b/artifacts/bids/2026-02-18/zayavka_2026-02-18.docx
@@ -254,7 +254,7 @@
               <w:jc w:val="right"/>
             </w:pPr>
             <w:r>
-              <w:t>4,188</w:t>
+              <w:t>4,229</w:t>
             </w:r>
           </w:p>
         </w:tc>
@@ -302,7 +302,7 @@
               <w:jc w:val="right"/>
             </w:pPr>
             <w:r>
-              <w:t>3,986</w:t>
+              <w:t>3,978</w:t>
             </w:r>
           </w:p>
         </w:tc>
@@ -325,7 +325,7 @@
               <w:jc w:val="right"/>
             </w:pPr>
             <w:r>
-              <w:t>4,910</w:t>
+              <w:t>4,909</w:t>
             </w:r>
           </w:p>
         </w:tc>
@@ -350,7 +350,7 @@
               <w:jc w:val="right"/>
             </w:pPr>
             <w:r>
-              <w:t>4,063</w:t>
+              <w:t>4,103</w:t>
             </w:r>
           </w:p>
         </w:tc>
@@ -361,6 +361,54 @@
           <w:p>
             <w:r>
               <w:t>15:00</w:t>
+            </w:r>
+          </w:p>
+        </w:tc>
+        <w:tc>
+          <w:tcPr>
+            <w:tcW w:type="dxa" w:w="2160"/>
+          </w:tcPr>
+          <w:p>
+            <w:pPr>
+              <w:jc w:val="right"/>
+            </w:pPr>
+            <w:r>
+              <w:t>4,908</w:t>
+            </w:r>
+          </w:p>
+        </w:tc>
+      </w:tr>
+      <w:tr>
+        <w:tc>
+          <w:tcPr>
+            <w:tcW w:type="dxa" w:w="2160"/>
+          </w:tcPr>
+          <w:p>
+            <w:r>
+              <w:t>04:00</w:t>
+            </w:r>
+          </w:p>
+        </w:tc>
+        <w:tc>
+          <w:tcPr>
+            <w:tcW w:type="dxa" w:w="2160"/>
+          </w:tcPr>
+          <w:p>
+            <w:pPr>
+              <w:jc w:val="right"/>
+            </w:pPr>
+            <w:r>
+              <w:t>4,246</w:t>
+            </w:r>
+          </w:p>
+        </w:tc>
+        <w:tc>
+          <w:tcPr>
+            <w:tcW w:type="dxa" w:w="2160"/>
+          </w:tcPr>
+          <w:p>
+            <w:r>
+              <w:t>16:00</w:t>
             </w:r>
           </w:p>
         </w:tc>
@@ -385,54 +433,6 @@
           </w:tcPr>
           <w:p>
             <w:r>
-              <w:t>04:00</w:t>
-            </w:r>
-          </w:p>
-        </w:tc>
-        <w:tc>
-          <w:tcPr>
-            <w:tcW w:type="dxa" w:w="2160"/>
-          </w:tcPr>
-          <w:p>
-            <w:pPr>
-              <w:jc w:val="right"/>
-            </w:pPr>
-            <w:r>
-              <w:t>4,231</w:t>
-            </w:r>
-          </w:p>
-        </w:tc>
-        <w:tc>
-          <w:tcPr>
-            <w:tcW w:type="dxa" w:w="2160"/>
-          </w:tcPr>
-          <w:p>
-            <w:r>
-              <w:t>16:00</w:t>
-            </w:r>
-          </w:p>
-        </w:tc>
-        <w:tc>
-          <w:tcPr>
-            <w:tcW w:type="dxa" w:w="2160"/>
-          </w:tcPr>
-          <w:p>
-            <w:pPr>
-              <w:jc w:val="right"/>
-            </w:pPr>
-            <w:r>
-              <w:t>4,907</w:t>
-            </w:r>
-          </w:p>
-        </w:tc>
-      </w:tr>
-      <w:tr>
-        <w:tc>
-          <w:tcPr>
-            <w:tcW w:type="dxa" w:w="2160"/>
-          </w:tcPr>
-          <w:p>
-            <w:r>
               <w:t>05:00</w:t>
             </w:r>
           </w:p>
@@ -446,7 +446,7 @@
               <w:jc w:val="right"/>
             </w:pPr>
             <w:r>
-              <w:t>4,216</w:t>
+              <w:t>4,205</w:t>
             </w:r>
           </w:p>
         </w:tc>
@@ -469,7 +469,7 @@
               <w:jc w:val="right"/>
             </w:pPr>
             <w:r>
-              <w:t>4,821</w:t>
+              <w:t>4,815</w:t>
             </w:r>
           </w:p>
         </w:tc>
@@ -494,7 +494,7 @@
               <w:jc w:val="right"/>
             </w:pPr>
             <w:r>
-              <w:t>4,090</w:t>
+              <w:t>4,115</w:t>
             </w:r>
           </w:p>
         </w:tc>
@@ -517,7 +517,7 @@
               <w:jc w:val="right"/>
             </w:pPr>
             <w:r>
-              <w:t>4,831</w:t>
+              <w:t>4,824</w:t>
             </w:r>
           </w:p>
         </w:tc>
@@ -542,7 +542,7 @@
               <w:jc w:val="right"/>
             </w:pPr>
             <w:r>
-              <w:t>4,015</w:t>
+              <w:t>3,992</w:t>
             </w:r>
           </w:p>
         </w:tc>
@@ -565,7 +565,7 @@
               <w:jc w:val="right"/>
             </w:pPr>
             <w:r>
-              <w:t>4,784</w:t>
+              <w:t>4,791</w:t>
             </w:r>
           </w:p>
         </w:tc>
@@ -590,7 +590,7 @@
               <w:jc w:val="right"/>
             </w:pPr>
             <w:r>
-              <w:t>4,167</w:t>
+              <w:t>4,184</w:t>
             </w:r>
           </w:p>
         </w:tc>
@@ -613,7 +613,7 @@
               <w:jc w:val="right"/>
             </w:pPr>
             <w:r>
-              <w:t>4,050</w:t>
+              <w:t>4,021</w:t>
             </w:r>
           </w:p>
         </w:tc>
@@ -638,7 +638,7 @@
               <w:jc w:val="right"/>
             </w:pPr>
             <w:r>
-              <w:t>4,286</w:t>
+              <w:t>4,234</w:t>
             </w:r>
           </w:p>
         </w:tc>
@@ -661,7 +661,7 @@
               <w:jc w:val="right"/>
             </w:pPr>
             <w:r>
-              <w:t>4,357</w:t>
+              <w:t>4,404</w:t>
             </w:r>
           </w:p>
         </w:tc>
@@ -686,7 +686,7 @@
               <w:jc w:val="right"/>
             </w:pPr>
             <w:r>
-              <w:t>4,603</w:t>
+              <w:t>4,636</w:t>
             </w:r>
           </w:p>
         </w:tc>
@@ -709,7 +709,7 @@
               <w:jc w:val="right"/>
             </w:pPr>
             <w:r>
-              <w:t>3,392</w:t>
+              <w:t>3,399</w:t>
             </w:r>
           </w:p>
         </w:tc>
@@ -734,7 +734,7 @@
               <w:jc w:val="right"/>
             </w:pPr>
             <w:r>
-              <w:t>4,912</w:t>
+              <w:t>4,910</w:t>
             </w:r>
           </w:p>
         </w:tc>
@@ -757,7 +757,7 @@
               <w:jc w:val="right"/>
             </w:pPr>
             <w:r>
-              <w:t>3,306</w:t>
+              <w:t>3,308</w:t>
             </w:r>
           </w:p>
         </w:tc>
@@ -782,7 +782,7 @@
               <w:jc w:val="right"/>
             </w:pPr>
             <w:r>
-              <w:t>4,912</w:t>
+              <w:t>4,914</w:t>
             </w:r>
           </w:p>
         </w:tc>
@@ -805,7 +805,7 @@
               <w:jc w:val="right"/>
             </w:pPr>
             <w:r>
-              <w:t>3,372</w:t>
+              <w:t>3,421</w:t>
             </w:r>
           </w:p>
         </w:tc>
@@ -821,7 +821,7 @@
         <w:rPr>
           <w:b/>
         </w:rPr>
-        <w:t>Итого за сутки: 104,165 МВт·ч.</w:t>
+        <w:t>Итого за сутки: 104,312 МВт·ч.</w:t>
       </w:r>
     </w:p>
     <w:p>
@@ -834,7 +834,7 @@
     </w:p>
     <w:p>
       <w:r>
-        <w:t>Прогноз 00467b49e627, сформирован 17.02.2026 05:00 (Астана); модель windcast-0.1.0-cascade+direct; погода: Open-Meteo Previous Runs: ECMWF IFS, ECMWF AIFS, ICON, GFS, UKMO, GEM, CMA, выпуск 2026-02-16 18:00:00 UTC.</w:t>
+        <w:t>Прогноз 86668e82cad4, сформирован 17.02.2026 05:00 (Астана); модель windcast-0.1.0-cascade+direct; погода: Open-Meteo Previous Runs: ECMWF IFS, ECMWF AIFS, ICON, GFS, UKMO, GEM, CMA, выпуск 2026-02-16 18:00:00 UTC.</w:t>
       </w:r>
     </w:p>
     <w:tbl>
@@ -950,7 +950,7 @@
           </w:tcPr>
           <w:p>
             <w:r>
-              <w:t>4,188</w:t>
+              <w:t>4,229</w:t>
             </w:r>
           </w:p>
         </w:tc>
@@ -960,7 +960,7 @@
           </w:tcPr>
           <w:p>
             <w:r>
-              <w:t>4,985</w:t>
+              <w:t>4,982</w:t>
             </w:r>
           </w:p>
         </w:tc>
@@ -970,7 +970,7 @@
           </w:tcPr>
           <w:p>
             <w:r>
-              <w:t>9.8</w:t>
+              <w:t>9.9</w:t>
             </w:r>
           </w:p>
         </w:tc>
@@ -1002,7 +1002,7 @@
           </w:tcPr>
           <w:p>
             <w:r>
-              <w:t>2,373</w:t>
+              <w:t>2,387</w:t>
             </w:r>
           </w:p>
         </w:tc>
@@ -1012,7 +1012,7 @@
           </w:tcPr>
           <w:p>
             <w:r>
-              <w:t>3,986</w:t>
+              <w:t>3,978</w:t>
             </w:r>
           </w:p>
         </w:tc>
@@ -1022,7 +1022,7 @@
           </w:tcPr>
           <w:p>
             <w:r>
-              <w:t>4,948</w:t>
+              <w:t>4,944</w:t>
             </w:r>
           </w:p>
         </w:tc>
@@ -1032,7 +1032,7 @@
           </w:tcPr>
           <w:p>
             <w:r>
-              <w:t>9.7</w:t>
+              <w:t>9.8</w:t>
             </w:r>
           </w:p>
         </w:tc>
@@ -1064,7 +1064,7 @@
           </w:tcPr>
           <w:p>
             <w:r>
-              <w:t>2,569</w:t>
+              <w:t>2,553</w:t>
             </w:r>
           </w:p>
         </w:tc>
@@ -1074,7 +1074,7 @@
           </w:tcPr>
           <w:p>
             <w:r>
-              <w:t>4,063</w:t>
+              <w:t>4,103</w:t>
             </w:r>
           </w:p>
         </w:tc>
@@ -1084,7 +1084,7 @@
           </w:tcPr>
           <w:p>
             <w:r>
-              <w:t>4,970</w:t>
+              <w:t>4,965</w:t>
             </w:r>
           </w:p>
         </w:tc>
@@ -1126,7 +1126,7 @@
           </w:tcPr>
           <w:p>
             <w:r>
-              <w:t>2,735</w:t>
+              <w:t>2,757</w:t>
             </w:r>
           </w:p>
         </w:tc>
@@ -1136,7 +1136,7 @@
           </w:tcPr>
           <w:p>
             <w:r>
-              <w:t>4,231</w:t>
+              <w:t>4,246</w:t>
             </w:r>
           </w:p>
         </w:tc>
@@ -1146,7 +1146,7 @@
           </w:tcPr>
           <w:p>
             <w:r>
-              <w:t>4,963</w:t>
+              <w:t>4,966</w:t>
             </w:r>
           </w:p>
         </w:tc>
@@ -1188,7 +1188,7 @@
           </w:tcPr>
           <w:p>
             <w:r>
-              <w:t>2,625</w:t>
+              <w:t>2,595</w:t>
             </w:r>
           </w:p>
         </w:tc>
@@ -1198,7 +1198,7 @@
           </w:tcPr>
           <w:p>
             <w:r>
-              <w:t>4,216</w:t>
+              <w:t>4,205</w:t>
             </w:r>
           </w:p>
         </w:tc>
@@ -1208,7 +1208,7 @@
           </w:tcPr>
           <w:p>
             <w:r>
-              <w:t>4,934</w:t>
+              <w:t>4,933</w:t>
             </w:r>
           </w:p>
         </w:tc>
@@ -1250,7 +1250,7 @@
           </w:tcPr>
           <w:p>
             <w:r>
-              <w:t>2,584</w:t>
+              <w:t>2,580</w:t>
             </w:r>
           </w:p>
         </w:tc>
@@ -1260,7 +1260,7 @@
           </w:tcPr>
           <w:p>
             <w:r>
-              <w:t>4,090</w:t>
+              <w:t>4,115</w:t>
             </w:r>
           </w:p>
         </w:tc>
@@ -1270,7 +1270,7 @@
           </w:tcPr>
           <w:p>
             <w:r>
-              <w:t>4,938</w:t>
+              <w:t>4,934</w:t>
             </w:r>
           </w:p>
         </w:tc>
@@ -1312,7 +1312,7 @@
           </w:tcPr>
           <w:p>
             <w:r>
-              <w:t>2,365</w:t>
+              <w:t>2,364</w:t>
             </w:r>
           </w:p>
         </w:tc>
@@ -1322,7 +1322,7 @@
           </w:tcPr>
           <w:p>
             <w:r>
-              <w:t>4,015</w:t>
+              <w:t>3,992</w:t>
             </w:r>
           </w:p>
         </w:tc>
@@ -1332,7 +1332,7 @@
           </w:tcPr>
           <w:p>
             <w:r>
-              <w:t>4,964</w:t>
+              <w:t>4,968</w:t>
             </w:r>
           </w:p>
         </w:tc>
@@ -1342,7 +1342,7 @@
           </w:tcPr>
           <w:p>
             <w:r>
-              <w:t>10.0</w:t>
+              <w:t>9.9</w:t>
             </w:r>
           </w:p>
         </w:tc>
@@ -1374,7 +1374,7 @@
           </w:tcPr>
           <w:p>
             <w:r>
-              <w:t>2,808</w:t>
+              <w:t>2,794</w:t>
             </w:r>
           </w:p>
         </w:tc>
@@ -1384,7 +1384,7 @@
           </w:tcPr>
           <w:p>
             <w:r>
-              <w:t>4,167</w:t>
+              <w:t>4,184</w:t>
             </w:r>
           </w:p>
         </w:tc>
@@ -1394,7 +1394,7 @@
           </w:tcPr>
           <w:p>
             <w:r>
-              <w:t>4,938</w:t>
+              <w:t>4,949</w:t>
             </w:r>
           </w:p>
         </w:tc>
@@ -1404,7 +1404,7 @@
           </w:tcPr>
           <w:p>
             <w:r>
-              <w:t>9.9</w:t>
+              <w:t>10.0</w:t>
             </w:r>
           </w:p>
         </w:tc>
@@ -1436,7 +1436,7 @@
           </w:tcPr>
           <w:p>
             <w:r>
-              <w:t>2,685</w:t>
+              <w:t>2,682</w:t>
             </w:r>
           </w:p>
         </w:tc>
@@ -1446,7 +1446,7 @@
           </w:tcPr>
           <w:p>
             <w:r>
-              <w:t>4,286</w:t>
+              <w:t>4,234</w:t>
             </w:r>
           </w:p>
         </w:tc>
@@ -1456,7 +1456,7 @@
           </w:tcPr>
           <w:p>
             <w:r>
-              <w:t>4,968</w:t>
+              <w:t>4,962</w:t>
             </w:r>
           </w:p>
         </w:tc>
@@ -1498,7 +1498,7 @@
           </w:tcPr>
           <w:p>
             <w:r>
-              <w:t>3,137</w:t>
+              <w:t>3,141</w:t>
             </w:r>
           </w:p>
         </w:tc>
@@ -1508,7 +1508,7 @@
           </w:tcPr>
           <w:p>
             <w:r>
-              <w:t>4,603</w:t>
+              <w:t>4,636</w:t>
             </w:r>
           </w:p>
         </w:tc>
@@ -1518,7 +1518,7 @@
           </w:tcPr>
           <w:p>
             <w:r>
-              <w:t>4,976</w:t>
+              <w:t>4,978</w:t>
             </w:r>
           </w:p>
         </w:tc>
@@ -1528,7 +1528,7 @@
           </w:tcPr>
           <w:p>
             <w:r>
-              <w:t>10.9</w:t>
+              <w:t>11.0</w:t>
             </w:r>
           </w:p>
         </w:tc>
@@ -1560,7 +1560,7 @@
           </w:tcPr>
           <w:p>
             <w:r>
-              <w:t>4,359</w:t>
+              <w:t>4,335</w:t>
             </w:r>
           </w:p>
         </w:tc>
@@ -1570,7 +1570,7 @@
           </w:tcPr>
           <w:p>
             <w:r>
-              <w:t>4,912</w:t>
+              <w:t>4,910</w:t>
             </w:r>
           </w:p>
         </w:tc>
@@ -1622,7 +1622,7 @@
           </w:tcPr>
           <w:p>
             <w:r>
-              <w:t>4,481</w:t>
+              <w:t>4,492</w:t>
             </w:r>
           </w:p>
         </w:tc>
@@ -1632,7 +1632,7 @@
           </w:tcPr>
           <w:p>
             <w:r>
-              <w:t>4,912</w:t>
+              <w:t>4,914</w:t>
             </w:r>
           </w:p>
         </w:tc>
@@ -1684,7 +1684,7 @@
           </w:tcPr>
           <w:p>
             <w:r>
-              <w:t>4,665</w:t>
+              <w:t>4,661</w:t>
             </w:r>
           </w:p>
         </w:tc>
@@ -1704,7 +1704,7 @@
           </w:tcPr>
           <w:p>
             <w:r>
-              <w:t>4,966</w:t>
+              <w:t>4,967</w:t>
             </w:r>
           </w:p>
         </w:tc>
@@ -1714,7 +1714,7 @@
           </w:tcPr>
           <w:p>
             <w:r>
-              <w:t>12.8</w:t>
+              <w:t>12.9</w:t>
             </w:r>
           </w:p>
         </w:tc>
@@ -1756,7 +1756,7 @@
           </w:tcPr>
           <w:p>
             <w:r>
-              <w:t>4,910</w:t>
+              <w:t>4,909</w:t>
             </w:r>
           </w:p>
         </w:tc>
@@ -1766,7 +1766,7 @@
           </w:tcPr>
           <w:p>
             <w:r>
-              <w:t>5,000</w:t>
+              <w:t>4,998</w:t>
             </w:r>
           </w:p>
         </w:tc>
@@ -1776,7 +1776,7 @@
           </w:tcPr>
           <w:p>
             <w:r>
-              <w:t>13.1</w:t>
+              <w:t>13.2</w:t>
             </w:r>
           </w:p>
         </w:tc>
@@ -1818,7 +1818,7 @@
           </w:tcPr>
           <w:p>
             <w:r>
-              <w:t>4,909</w:t>
+              <w:t>4,908</w:t>
             </w:r>
           </w:p>
         </w:tc>
@@ -1870,7 +1870,7 @@
           </w:tcPr>
           <w:p>
             <w:r>
-              <w:t>4,679</w:t>
+              <w:t>4,675</w:t>
             </w:r>
           </w:p>
         </w:tc>
@@ -1880,7 +1880,7 @@
           </w:tcPr>
           <w:p>
             <w:r>
-              <w:t>4,907</w:t>
+              <w:t>4,909</w:t>
             </w:r>
           </w:p>
         </w:tc>
@@ -1932,7 +1932,7 @@
           </w:tcPr>
           <w:p>
             <w:r>
-              <w:t>3,602</w:t>
+              <w:t>3,604</w:t>
             </w:r>
           </w:p>
         </w:tc>
@@ -1942,7 +1942,7 @@
           </w:tcPr>
           <w:p>
             <w:r>
-              <w:t>4,821</w:t>
+              <w:t>4,815</w:t>
             </w:r>
           </w:p>
         </w:tc>
@@ -1952,7 +1952,7 @@
           </w:tcPr>
           <w:p>
             <w:r>
-              <w:t>4,974</w:t>
+              <w:t>4,973</w:t>
             </w:r>
           </w:p>
         </w:tc>
@@ -1994,7 +1994,7 @@
           </w:tcPr>
           <w:p>
             <w:r>
-              <w:t>3,125</w:t>
+              <w:t>3,181</w:t>
             </w:r>
           </w:p>
         </w:tc>
@@ -2004,7 +2004,7 @@
           </w:tcPr>
           <w:p>
             <w:r>
-              <w:t>4,831</w:t>
+              <w:t>4,824</w:t>
             </w:r>
           </w:p>
         </w:tc>
@@ -2014,7 +2014,7 @@
           </w:tcPr>
           <w:p>
             <w:r>
-              <w:t>4,998</w:t>
+              <w:t>4,997</w:t>
             </w:r>
           </w:p>
         </w:tc>
@@ -2024,7 +2024,7 @@
           </w:tcPr>
           <w:p>
             <w:r>
-              <w:t>11.4</w:t>
+              <w:t>11.3</w:t>
             </w:r>
           </w:p>
         </w:tc>
@@ -2056,7 +2056,7 @@
           </w:tcPr>
           <w:p>
             <w:r>
-              <w:t>3,003</w:t>
+              <w:t>2,988</w:t>
             </w:r>
           </w:p>
         </w:tc>
@@ -2066,7 +2066,7 @@
           </w:tcPr>
           <w:p>
             <w:r>
-              <w:t>4,784</w:t>
+              <w:t>4,791</w:t>
             </w:r>
           </w:p>
         </w:tc>
@@ -2076,7 +2076,7 @@
           </w:tcPr>
           <w:p>
             <w:r>
-              <w:t>4,989</w:t>
+              <w:t>4,988</w:t>
             </w:r>
           </w:p>
         </w:tc>
@@ -2086,7 +2086,7 @@
           </w:tcPr>
           <w:p>
             <w:r>
-              <w:t>11.3</w:t>
+              <w:t>11.4</w:t>
             </w:r>
           </w:p>
         </w:tc>
@@ -2118,7 +2118,7 @@
           </w:tcPr>
           <w:p>
             <w:r>
-              <w:t>1,746</w:t>
+              <w:t>1,762</w:t>
             </w:r>
           </w:p>
         </w:tc>
@@ -2128,7 +2128,7 @@
           </w:tcPr>
           <w:p>
             <w:r>
-              <w:t>4,050</w:t>
+              <w:t>4,021</w:t>
             </w:r>
           </w:p>
         </w:tc>
@@ -2138,7 +2138,7 @@
           </w:tcPr>
           <w:p>
             <w:r>
-              <w:t>4,979</w:t>
+              <w:t>4,976</w:t>
             </w:r>
           </w:p>
         </w:tc>
@@ -2148,7 +2148,7 @@
           </w:tcPr>
           <w:p>
             <w:r>
-              <w:t>9.7</w:t>
+              <w:t>9.8</w:t>
             </w:r>
           </w:p>
         </w:tc>
@@ -2180,7 +2180,7 @@
           </w:tcPr>
           <w:p>
             <w:r>
-              <w:t>2,093</w:t>
+              <w:t>2,099</w:t>
             </w:r>
           </w:p>
         </w:tc>
@@ -2190,7 +2190,7 @@
           </w:tcPr>
           <w:p>
             <w:r>
-              <w:t>4,357</w:t>
+              <w:t>4,404</w:t>
             </w:r>
           </w:p>
         </w:tc>
@@ -2200,7 +2200,7 @@
           </w:tcPr>
           <w:p>
             <w:r>
-              <w:t>4,951</w:t>
+              <w:t>4,954</w:t>
             </w:r>
           </w:p>
         </w:tc>
@@ -2210,7 +2210,7 @@
           </w:tcPr>
           <w:p>
             <w:r>
-              <w:t>10.1</w:t>
+              <w:t>10.2</w:t>
             </w:r>
           </w:p>
         </w:tc>
@@ -2242,7 +2242,7 @@
           </w:tcPr>
           <w:p>
             <w:r>
-              <w:t>1,513</w:t>
+              <w:t>1,542</w:t>
             </w:r>
           </w:p>
         </w:tc>
@@ -2252,7 +2252,7 @@
           </w:tcPr>
           <w:p>
             <w:r>
-              <w:t>3,392</w:t>
+              <w:t>3,399</w:t>
             </w:r>
           </w:p>
         </w:tc>
@@ -2304,7 +2304,7 @@
           </w:tcPr>
           <w:p>
             <w:r>
-              <w:t>1,456</w:t>
+              <w:t>1,446</w:t>
             </w:r>
           </w:p>
         </w:tc>
@@ -2314,7 +2314,7 @@
           </w:tcPr>
           <w:p>
             <w:r>
-              <w:t>3,306</w:t>
+              <w:t>3,308</w:t>
             </w:r>
           </w:p>
         </w:tc>
@@ -2324,7 +2324,7 @@
           </w:tcPr>
           <w:p>
             <w:r>
-              <w:t>4,874</w:t>
+              <w:t>4,861</w:t>
             </w:r>
           </w:p>
         </w:tc>
@@ -2366,7 +2366,7 @@
           </w:tcPr>
           <w:p>
             <w:r>
-              <w:t>1,548</w:t>
+              <w:t>1,543</w:t>
             </w:r>
           </w:p>
         </w:tc>
@@ -2376,7 +2376,7 @@
           </w:tcPr>
           <w:p>
             <w:r>
-              <w:t>3,372</w:t>
+              <w:t>3,421</w:t>
             </w:r>
           </w:p>
         </w:tc>
@@ -2386,7 +2386,7 @@
           </w:tcPr>
           <w:p>
             <w:r>
-              <w:t>4,847</w:t>
+              <w:t>4,838</w:t>
             </w:r>
           </w:p>
         </w:tc>
@@ -2544,7 +2544,7 @@
           </w:tcPr>
           <w:p>
             <w:r>
-              <w:t>0,501</w:t>
+              <w:t>0,505</w:t>
             </w:r>
           </w:p>
         </w:tc>
@@ -2554,7 +2554,7 @@
           </w:tcPr>
           <w:p>
             <w:r>
-              <w:t>4,090 → 4,591</w:t>
+              <w:t>4,115 → 4,620</w:t>
             </w:r>
           </w:p>
         </w:tc>
@@ -2565,6 +2565,68 @@
           <w:p>
             <w:r>
               <w:t>18.02 03:00</w:t>
+            </w:r>
+          </w:p>
+        </w:tc>
+      </w:tr>
+      <w:tr>
+        <w:tc>
+          <w:tcPr>
+            <w:tcW w:type="dxa" w:w="1440"/>
+          </w:tcPr>
+          <w:p>
+            <w:r>
+              <w:t>18.02 05:00</w:t>
+            </w:r>
+          </w:p>
+        </w:tc>
+        <w:tc>
+          <w:tcPr>
+            <w:tcW w:type="dxa" w:w="1440"/>
+          </w:tcPr>
+          <w:p>
+            <w:r>
+              <w:t>21:00</w:t>
+            </w:r>
+          </w:p>
+        </w:tc>
+        <w:tc>
+          <w:tcPr>
+            <w:tcW w:type="dxa" w:w="1440"/>
+          </w:tcPr>
+          <w:p>
+            <w:r>
+              <w:t>вниз</w:t>
+            </w:r>
+          </w:p>
+        </w:tc>
+        <w:tc>
+          <w:tcPr>
+            <w:tcW w:type="dxa" w:w="1440"/>
+          </w:tcPr>
+          <w:p>
+            <w:r>
+              <w:t>0,529</w:t>
+            </w:r>
+          </w:p>
+        </w:tc>
+        <w:tc>
+          <w:tcPr>
+            <w:tcW w:type="dxa" w:w="1440"/>
+          </w:tcPr>
+          <w:p>
+            <w:r>
+              <w:t>4,404 → 3,875</w:t>
+            </w:r>
+          </w:p>
+        </w:tc>
+        <w:tc>
+          <w:tcPr>
+            <w:tcW w:type="dxa" w:w="1440"/>
+          </w:tcPr>
+          <w:p>
+            <w:r>
+              <w:t>18.02 18:00</w:t>
             </w:r>
           </w:p>
         </w:tc>
@@ -2606,7 +2668,7 @@
           </w:tcPr>
           <w:p>
             <w:r>
-              <w:t>0,539</w:t>
+              <w:t>0,605</w:t>
             </w:r>
           </w:p>
         </w:tc>
@@ -2616,7 +2678,7 @@
           </w:tcPr>
           <w:p>
             <w:r>
-              <w:t>3,392 → 3,931</w:t>
+              <w:t>3,399 → 4,004</w:t>
             </w:r>
           </w:p>
         </w:tc>

--- a/artifacts/bids/2026-02-18/zayavka_2026-02-18.docx
+++ b/artifacts/bids/2026-02-18/zayavka_2026-02-18.docx
@@ -254,7 +254,7 @@
               <w:jc w:val="right"/>
             </w:pPr>
             <w:r>
-              <w:t>4,229</w:t>
+              <w:t>4,239</w:t>
             </w:r>
           </w:p>
         </w:tc>
@@ -277,7 +277,7 @@
               <w:jc w:val="right"/>
             </w:pPr>
             <w:r>
-              <w:t>4,857</w:t>
+              <w:t>4,845</w:t>
             </w:r>
           </w:p>
         </w:tc>
@@ -302,7 +302,7 @@
               <w:jc w:val="right"/>
             </w:pPr>
             <w:r>
-              <w:t>3,978</w:t>
+              <w:t>3,968</w:t>
             </w:r>
           </w:p>
         </w:tc>
@@ -313,6 +313,54 @@
           <w:p>
             <w:r>
               <w:t>14:00</w:t>
+            </w:r>
+          </w:p>
+        </w:tc>
+        <w:tc>
+          <w:tcPr>
+            <w:tcW w:type="dxa" w:w="2160"/>
+          </w:tcPr>
+          <w:p>
+            <w:pPr>
+              <w:jc w:val="right"/>
+            </w:pPr>
+            <w:r>
+              <w:t>4,915</w:t>
+            </w:r>
+          </w:p>
+        </w:tc>
+      </w:tr>
+      <w:tr>
+        <w:tc>
+          <w:tcPr>
+            <w:tcW w:type="dxa" w:w="2160"/>
+          </w:tcPr>
+          <w:p>
+            <w:r>
+              <w:t>03:00</w:t>
+            </w:r>
+          </w:p>
+        </w:tc>
+        <w:tc>
+          <w:tcPr>
+            <w:tcW w:type="dxa" w:w="2160"/>
+          </w:tcPr>
+          <w:p>
+            <w:pPr>
+              <w:jc w:val="right"/>
+            </w:pPr>
+            <w:r>
+              <w:t>4,141</w:t>
+            </w:r>
+          </w:p>
+        </w:tc>
+        <w:tc>
+          <w:tcPr>
+            <w:tcW w:type="dxa" w:w="2160"/>
+          </w:tcPr>
+          <w:p>
+            <w:r>
+              <w:t>15:00</w:t>
             </w:r>
           </w:p>
         </w:tc>
@@ -337,54 +385,6 @@
           </w:tcPr>
           <w:p>
             <w:r>
-              <w:t>03:00</w:t>
-            </w:r>
-          </w:p>
-        </w:tc>
-        <w:tc>
-          <w:tcPr>
-            <w:tcW w:type="dxa" w:w="2160"/>
-          </w:tcPr>
-          <w:p>
-            <w:pPr>
-              <w:jc w:val="right"/>
-            </w:pPr>
-            <w:r>
-              <w:t>4,103</w:t>
-            </w:r>
-          </w:p>
-        </w:tc>
-        <w:tc>
-          <w:tcPr>
-            <w:tcW w:type="dxa" w:w="2160"/>
-          </w:tcPr>
-          <w:p>
-            <w:r>
-              <w:t>15:00</w:t>
-            </w:r>
-          </w:p>
-        </w:tc>
-        <w:tc>
-          <w:tcPr>
-            <w:tcW w:type="dxa" w:w="2160"/>
-          </w:tcPr>
-          <w:p>
-            <w:pPr>
-              <w:jc w:val="right"/>
-            </w:pPr>
-            <w:r>
-              <w:t>4,908</w:t>
-            </w:r>
-          </w:p>
-        </w:tc>
-      </w:tr>
-      <w:tr>
-        <w:tc>
-          <w:tcPr>
-            <w:tcW w:type="dxa" w:w="2160"/>
-          </w:tcPr>
-          <w:p>
-            <w:r>
               <w:t>04:00</w:t>
             </w:r>
           </w:p>
@@ -398,7 +398,7 @@
               <w:jc w:val="right"/>
             </w:pPr>
             <w:r>
-              <w:t>4,246</w:t>
+              <w:t>4,192</w:t>
             </w:r>
           </w:p>
         </w:tc>
@@ -446,7 +446,7 @@
               <w:jc w:val="right"/>
             </w:pPr>
             <w:r>
-              <w:t>4,205</w:t>
+              <w:t>4,240</w:t>
             </w:r>
           </w:p>
         </w:tc>
@@ -469,7 +469,7 @@
               <w:jc w:val="right"/>
             </w:pPr>
             <w:r>
-              <w:t>4,815</w:t>
+              <w:t>4,803</w:t>
             </w:r>
           </w:p>
         </w:tc>
@@ -494,7 +494,7 @@
               <w:jc w:val="right"/>
             </w:pPr>
             <w:r>
-              <w:t>4,115</w:t>
+              <w:t>4,104</w:t>
             </w:r>
           </w:p>
         </w:tc>
@@ -517,7 +517,7 @@
               <w:jc w:val="right"/>
             </w:pPr>
             <w:r>
-              <w:t>4,824</w:t>
+              <w:t>4,843</w:t>
             </w:r>
           </w:p>
         </w:tc>
@@ -542,7 +542,7 @@
               <w:jc w:val="right"/>
             </w:pPr>
             <w:r>
-              <w:t>3,992</w:t>
+              <w:t>4,098</w:t>
             </w:r>
           </w:p>
         </w:tc>
@@ -565,7 +565,7 @@
               <w:jc w:val="right"/>
             </w:pPr>
             <w:r>
-              <w:t>4,791</w:t>
+              <w:t>4,782</w:t>
             </w:r>
           </w:p>
         </w:tc>
@@ -590,7 +590,7 @@
               <w:jc w:val="right"/>
             </w:pPr>
             <w:r>
-              <w:t>4,184</w:t>
+              <w:t>4,220</w:t>
             </w:r>
           </w:p>
         </w:tc>
@@ -613,7 +613,7 @@
               <w:jc w:val="right"/>
             </w:pPr>
             <w:r>
-              <w:t>4,021</w:t>
+              <w:t>4,048</w:t>
             </w:r>
           </w:p>
         </w:tc>
@@ -638,7 +638,7 @@
               <w:jc w:val="right"/>
             </w:pPr>
             <w:r>
-              <w:t>4,234</w:t>
+              <w:t>4,258</w:t>
             </w:r>
           </w:p>
         </w:tc>
@@ -661,7 +661,7 @@
               <w:jc w:val="right"/>
             </w:pPr>
             <w:r>
-              <w:t>4,404</w:t>
+              <w:t>4,375</w:t>
             </w:r>
           </w:p>
         </w:tc>
@@ -686,7 +686,7 @@
               <w:jc w:val="right"/>
             </w:pPr>
             <w:r>
-              <w:t>4,636</w:t>
+              <w:t>4,676</w:t>
             </w:r>
           </w:p>
         </w:tc>
@@ -709,7 +709,7 @@
               <w:jc w:val="right"/>
             </w:pPr>
             <w:r>
-              <w:t>3,399</w:t>
+              <w:t>3,394</w:t>
             </w:r>
           </w:p>
         </w:tc>
@@ -734,7 +734,7 @@
               <w:jc w:val="right"/>
             </w:pPr>
             <w:r>
-              <w:t>4,910</w:t>
+              <w:t>4,934</w:t>
             </w:r>
           </w:p>
         </w:tc>
@@ -757,7 +757,7 @@
               <w:jc w:val="right"/>
             </w:pPr>
             <w:r>
-              <w:t>3,308</w:t>
+              <w:t>3,393</w:t>
             </w:r>
           </w:p>
         </w:tc>
@@ -782,7 +782,7 @@
               <w:jc w:val="right"/>
             </w:pPr>
             <w:r>
-              <w:t>4,914</w:t>
+              <w:t>4,927</w:t>
             </w:r>
           </w:p>
         </w:tc>
@@ -805,7 +805,7 @@
               <w:jc w:val="right"/>
             </w:pPr>
             <w:r>
-              <w:t>3,421</w:t>
+              <w:t>3,391</w:t>
             </w:r>
           </w:p>
         </w:tc>
@@ -821,7 +821,7 @@
         <w:rPr>
           <w:b/>
         </w:rPr>
-        <w:t>Итого за сутки: 104,312 МВт·ч.</w:t>
+        <w:t>Итого за сутки: 104,604 МВт·ч.</w:t>
       </w:r>
     </w:p>
     <w:p>
@@ -834,7 +834,7 @@
     </w:p>
     <w:p>
       <w:r>
-        <w:t>Прогноз 86668e82cad4, сформирован 17.02.2026 05:00 (Астана); модель windcast-0.1.0-cascade+direct; погода: Open-Meteo Previous Runs: ECMWF IFS, ECMWF AIFS, ICON, GFS, UKMO, GEM, CMA, выпуск 2026-02-16 18:00:00 UTC.</w:t>
+        <w:t>Прогноз 2ba3d798bcb6, сформирован 17.02.2026 05:00 (Астана); модель windcast-0.1.0-cascade+cqr; погода: Open-Meteo Previous Runs: ECMWF IFS, ECMWF AIFS, ICON, GFS, UKMO, GEM, CMA, выпуск 2026-02-16 18:00:00 UTC.</w:t>
       </w:r>
     </w:p>
     <w:tbl>
@@ -940,7 +940,7 @@
           </w:tcPr>
           <w:p>
             <w:r>
-              <w:t>2,413</w:t>
+              <w:t>2,462</w:t>
             </w:r>
           </w:p>
         </w:tc>
@@ -950,7 +950,7 @@
           </w:tcPr>
           <w:p>
             <w:r>
-              <w:t>4,229</w:t>
+              <w:t>4,239</w:t>
             </w:r>
           </w:p>
         </w:tc>
@@ -960,7 +960,7 @@
           </w:tcPr>
           <w:p>
             <w:r>
-              <w:t>4,982</w:t>
+              <w:t>4,995</w:t>
             </w:r>
           </w:p>
         </w:tc>
@@ -1002,7 +1002,7 @@
           </w:tcPr>
           <w:p>
             <w:r>
-              <w:t>2,387</w:t>
+              <w:t>2,400</w:t>
             </w:r>
           </w:p>
         </w:tc>
@@ -1012,7 +1012,7 @@
           </w:tcPr>
           <w:p>
             <w:r>
-              <w:t>3,978</w:t>
+              <w:t>3,968</w:t>
             </w:r>
           </w:p>
         </w:tc>
@@ -1022,7 +1022,7 @@
           </w:tcPr>
           <w:p>
             <w:r>
-              <w:t>4,944</w:t>
+              <w:t>4,970</w:t>
             </w:r>
           </w:p>
         </w:tc>
@@ -1064,7 +1064,7 @@
           </w:tcPr>
           <w:p>
             <w:r>
-              <w:t>2,553</w:t>
+              <w:t>2,625</w:t>
             </w:r>
           </w:p>
         </w:tc>
@@ -1074,7 +1074,7 @@
           </w:tcPr>
           <w:p>
             <w:r>
-              <w:t>4,103</w:t>
+              <w:t>4,141</w:t>
             </w:r>
           </w:p>
         </w:tc>
@@ -1084,7 +1084,7 @@
           </w:tcPr>
           <w:p>
             <w:r>
-              <w:t>4,965</w:t>
+              <w:t>4,978</w:t>
             </w:r>
           </w:p>
         </w:tc>
@@ -1126,7 +1126,7 @@
           </w:tcPr>
           <w:p>
             <w:r>
-              <w:t>2,757</w:t>
+              <w:t>2,759</w:t>
             </w:r>
           </w:p>
         </w:tc>
@@ -1136,7 +1136,7 @@
           </w:tcPr>
           <w:p>
             <w:r>
-              <w:t>4,246</w:t>
+              <w:t>4,192</w:t>
             </w:r>
           </w:p>
         </w:tc>
@@ -1146,7 +1146,7 @@
           </w:tcPr>
           <w:p>
             <w:r>
-              <w:t>4,966</w:t>
+              <w:t>4,984</w:t>
             </w:r>
           </w:p>
         </w:tc>
@@ -1188,7 +1188,7 @@
           </w:tcPr>
           <w:p>
             <w:r>
-              <w:t>2,595</w:t>
+              <w:t>2,580</w:t>
             </w:r>
           </w:p>
         </w:tc>
@@ -1198,7 +1198,7 @@
           </w:tcPr>
           <w:p>
             <w:r>
-              <w:t>4,205</w:t>
+              <w:t>4,240</w:t>
             </w:r>
           </w:p>
         </w:tc>
@@ -1208,7 +1208,7 @@
           </w:tcPr>
           <w:p>
             <w:r>
-              <w:t>4,933</w:t>
+              <w:t>4,949</w:t>
             </w:r>
           </w:p>
         </w:tc>
@@ -1250,7 +1250,7 @@
           </w:tcPr>
           <w:p>
             <w:r>
-              <w:t>2,580</w:t>
+              <w:t>2,562</w:t>
             </w:r>
           </w:p>
         </w:tc>
@@ -1260,7 +1260,7 @@
           </w:tcPr>
           <w:p>
             <w:r>
-              <w:t>4,115</w:t>
+              <w:t>4,104</w:t>
             </w:r>
           </w:p>
         </w:tc>
@@ -1270,7 +1270,7 @@
           </w:tcPr>
           <w:p>
             <w:r>
-              <w:t>4,934</w:t>
+              <w:t>4,949</w:t>
             </w:r>
           </w:p>
         </w:tc>
@@ -1312,7 +1312,7 @@
           </w:tcPr>
           <w:p>
             <w:r>
-              <w:t>2,364</w:t>
+              <w:t>2,450</w:t>
             </w:r>
           </w:p>
         </w:tc>
@@ -1322,7 +1322,7 @@
           </w:tcPr>
           <w:p>
             <w:r>
-              <w:t>3,992</w:t>
+              <w:t>4,098</w:t>
             </w:r>
           </w:p>
         </w:tc>
@@ -1332,7 +1332,7 @@
           </w:tcPr>
           <w:p>
             <w:r>
-              <w:t>4,968</w:t>
+              <w:t>4,996</w:t>
             </w:r>
           </w:p>
         </w:tc>
@@ -1374,7 +1374,7 @@
           </w:tcPr>
           <w:p>
             <w:r>
-              <w:t>2,794</w:t>
+              <w:t>2,845</w:t>
             </w:r>
           </w:p>
         </w:tc>
@@ -1384,7 +1384,7 @@
           </w:tcPr>
           <w:p>
             <w:r>
-              <w:t>4,184</w:t>
+              <w:t>4,220</w:t>
             </w:r>
           </w:p>
         </w:tc>
@@ -1436,7 +1436,7 @@
           </w:tcPr>
           <w:p>
             <w:r>
-              <w:t>2,682</w:t>
+              <w:t>2,738</w:t>
             </w:r>
           </w:p>
         </w:tc>
@@ -1446,7 +1446,7 @@
           </w:tcPr>
           <w:p>
             <w:r>
-              <w:t>4,234</w:t>
+              <w:t>4,258</w:t>
             </w:r>
           </w:p>
         </w:tc>
@@ -1456,7 +1456,7 @@
           </w:tcPr>
           <w:p>
             <w:r>
-              <w:t>4,962</w:t>
+              <w:t>4,968</w:t>
             </w:r>
           </w:p>
         </w:tc>
@@ -1498,7 +1498,7 @@
           </w:tcPr>
           <w:p>
             <w:r>
-              <w:t>3,141</w:t>
+              <w:t>3,256</w:t>
             </w:r>
           </w:p>
         </w:tc>
@@ -1508,7 +1508,7 @@
           </w:tcPr>
           <w:p>
             <w:r>
-              <w:t>4,636</w:t>
+              <w:t>4,676</w:t>
             </w:r>
           </w:p>
         </w:tc>
@@ -1518,7 +1518,7 @@
           </w:tcPr>
           <w:p>
             <w:r>
-              <w:t>4,978</w:t>
+              <w:t>4,984</w:t>
             </w:r>
           </w:p>
         </w:tc>
@@ -1560,7 +1560,7 @@
           </w:tcPr>
           <w:p>
             <w:r>
-              <w:t>4,335</w:t>
+              <w:t>4,439</w:t>
             </w:r>
           </w:p>
         </w:tc>
@@ -1570,7 +1570,7 @@
           </w:tcPr>
           <w:p>
             <w:r>
-              <w:t>4,910</w:t>
+              <w:t>4,934</w:t>
             </w:r>
           </w:p>
         </w:tc>
@@ -1622,7 +1622,7 @@
           </w:tcPr>
           <w:p>
             <w:r>
-              <w:t>4,492</w:t>
+              <w:t>4,595</w:t>
             </w:r>
           </w:p>
         </w:tc>
@@ -1632,7 +1632,7 @@
           </w:tcPr>
           <w:p>
             <w:r>
-              <w:t>4,914</w:t>
+              <w:t>4,927</w:t>
             </w:r>
           </w:p>
         </w:tc>
@@ -1684,7 +1684,7 @@
           </w:tcPr>
           <w:p>
             <w:r>
-              <w:t>4,661</w:t>
+              <w:t>4,697</w:t>
             </w:r>
           </w:p>
         </w:tc>
@@ -1694,7 +1694,7 @@
           </w:tcPr>
           <w:p>
             <w:r>
-              <w:t>4,857</w:t>
+              <w:t>4,845</w:t>
             </w:r>
           </w:p>
         </w:tc>
@@ -1704,7 +1704,7 @@
           </w:tcPr>
           <w:p>
             <w:r>
-              <w:t>4,967</w:t>
+              <w:t>4,942</w:t>
             </w:r>
           </w:p>
         </w:tc>
@@ -1746,7 +1746,7 @@
           </w:tcPr>
           <w:p>
             <w:r>
-              <w:t>4,779</w:t>
+              <w:t>4,824</w:t>
             </w:r>
           </w:p>
         </w:tc>
@@ -1756,7 +1756,7 @@
           </w:tcPr>
           <w:p>
             <w:r>
-              <w:t>4,909</w:t>
+              <w:t>4,915</w:t>
             </w:r>
           </w:p>
         </w:tc>
@@ -1766,7 +1766,7 @@
           </w:tcPr>
           <w:p>
             <w:r>
-              <w:t>4,998</w:t>
+              <w:t>4,994</w:t>
             </w:r>
           </w:p>
         </w:tc>
@@ -1808,7 +1808,7 @@
           </w:tcPr>
           <w:p>
             <w:r>
-              <w:t>4,777</w:t>
+              <w:t>4,796</w:t>
             </w:r>
           </w:p>
         </w:tc>
@@ -1818,7 +1818,7 @@
           </w:tcPr>
           <w:p>
             <w:r>
-              <w:t>4,908</w:t>
+              <w:t>4,909</w:t>
             </w:r>
           </w:p>
         </w:tc>
@@ -1828,7 +1828,7 @@
           </w:tcPr>
           <w:p>
             <w:r>
-              <w:t>4,998</w:t>
+              <w:t>4,992</w:t>
             </w:r>
           </w:p>
         </w:tc>
@@ -1870,7 +1870,7 @@
           </w:tcPr>
           <w:p>
             <w:r>
-              <w:t>4,675</w:t>
+              <w:t>4,726</w:t>
             </w:r>
           </w:p>
         </w:tc>
@@ -1890,7 +1890,7 @@
           </w:tcPr>
           <w:p>
             <w:r>
-              <w:t>4,998</w:t>
+              <w:t>4,992</w:t>
             </w:r>
           </w:p>
         </w:tc>
@@ -1932,7 +1932,7 @@
           </w:tcPr>
           <w:p>
             <w:r>
-              <w:t>3,604</w:t>
+              <w:t>3,591</w:t>
             </w:r>
           </w:p>
         </w:tc>
@@ -1942,7 +1942,7 @@
           </w:tcPr>
           <w:p>
             <w:r>
-              <w:t>4,815</w:t>
+              <w:t>4,803</w:t>
             </w:r>
           </w:p>
         </w:tc>
@@ -1952,7 +1952,7 @@
           </w:tcPr>
           <w:p>
             <w:r>
-              <w:t>4,973</w:t>
+              <w:t>4,972</w:t>
             </w:r>
           </w:p>
         </w:tc>
@@ -1994,7 +1994,7 @@
           </w:tcPr>
           <w:p>
             <w:r>
-              <w:t>3,181</w:t>
+              <w:t>3,232</w:t>
             </w:r>
           </w:p>
         </w:tc>
@@ -2004,7 +2004,7 @@
           </w:tcPr>
           <w:p>
             <w:r>
-              <w:t>4,824</w:t>
+              <w:t>4,843</w:t>
             </w:r>
           </w:p>
         </w:tc>
@@ -2014,7 +2014,7 @@
           </w:tcPr>
           <w:p>
             <w:r>
-              <w:t>4,997</w:t>
+              <w:t>5,000</w:t>
             </w:r>
           </w:p>
         </w:tc>
@@ -2056,7 +2056,7 @@
           </w:tcPr>
           <w:p>
             <w:r>
-              <w:t>2,988</w:t>
+              <w:t>3,030</w:t>
             </w:r>
           </w:p>
         </w:tc>
@@ -2066,7 +2066,7 @@
           </w:tcPr>
           <w:p>
             <w:r>
-              <w:t>4,791</w:t>
+              <w:t>4,782</w:t>
             </w:r>
           </w:p>
         </w:tc>
@@ -2076,7 +2076,7 @@
           </w:tcPr>
           <w:p>
             <w:r>
-              <w:t>4,988</w:t>
+              <w:t>4,990</w:t>
             </w:r>
           </w:p>
         </w:tc>
@@ -2118,7 +2118,7 @@
           </w:tcPr>
           <w:p>
             <w:r>
-              <w:t>1,762</w:t>
+              <w:t>1,776</w:t>
             </w:r>
           </w:p>
         </w:tc>
@@ -2128,7 +2128,7 @@
           </w:tcPr>
           <w:p>
             <w:r>
-              <w:t>4,021</w:t>
+              <w:t>4,048</w:t>
             </w:r>
           </w:p>
         </w:tc>
@@ -2138,7 +2138,7 @@
           </w:tcPr>
           <w:p>
             <w:r>
-              <w:t>4,976</w:t>
+              <w:t>4,996</w:t>
             </w:r>
           </w:p>
         </w:tc>
@@ -2180,7 +2180,7 @@
           </w:tcPr>
           <w:p>
             <w:r>
-              <w:t>2,099</w:t>
+              <w:t>2,120</w:t>
             </w:r>
           </w:p>
         </w:tc>
@@ -2190,7 +2190,7 @@
           </w:tcPr>
           <w:p>
             <w:r>
-              <w:t>4,404</w:t>
+              <w:t>4,375</w:t>
             </w:r>
           </w:p>
         </w:tc>
@@ -2200,7 +2200,7 @@
           </w:tcPr>
           <w:p>
             <w:r>
-              <w:t>4,954</w:t>
+              <w:t>4,962</w:t>
             </w:r>
           </w:p>
         </w:tc>
@@ -2242,7 +2242,7 @@
           </w:tcPr>
           <w:p>
             <w:r>
-              <w:t>1,542</w:t>
+              <w:t>1,504</w:t>
             </w:r>
           </w:p>
         </w:tc>
@@ -2252,7 +2252,7 @@
           </w:tcPr>
           <w:p>
             <w:r>
-              <w:t>3,399</w:t>
+              <w:t>3,394</w:t>
             </w:r>
           </w:p>
         </w:tc>
@@ -2262,7 +2262,7 @@
           </w:tcPr>
           <w:p>
             <w:r>
-              <w:t>4,926</w:t>
+              <w:t>5,000</w:t>
             </w:r>
           </w:p>
         </w:tc>
@@ -2304,7 +2304,7 @@
           </w:tcPr>
           <w:p>
             <w:r>
-              <w:t>1,446</w:t>
+              <w:t>1,409</w:t>
             </w:r>
           </w:p>
         </w:tc>
@@ -2314,7 +2314,7 @@
           </w:tcPr>
           <w:p>
             <w:r>
-              <w:t>3,308</w:t>
+              <w:t>3,393</w:t>
             </w:r>
           </w:p>
         </w:tc>
@@ -2324,7 +2324,7 @@
           </w:tcPr>
           <w:p>
             <w:r>
-              <w:t>4,861</w:t>
+              <w:t>4,962</w:t>
             </w:r>
           </w:p>
         </w:tc>
@@ -2376,7 +2376,7 @@
           </w:tcPr>
           <w:p>
             <w:r>
-              <w:t>3,421</w:t>
+              <w:t>3,391</w:t>
             </w:r>
           </w:p>
         </w:tc>
@@ -2386,7 +2386,7 @@
           </w:tcPr>
           <w:p>
             <w:r>
-              <w:t>4,838</w:t>
+              <w:t>4,887</w:t>
             </w:r>
           </w:p>
         </w:tc>
@@ -2415,7 +2415,7 @@
         <w:pStyle w:val="ListBullet"/>
       </w:pPr>
       <w:r>
-        <w:t>низкая уверенность в 12 ч (коридор P10–P90 шире 45% установленной мощности)</w:t>
+        <w:t>низкая уверенность в 11 ч (коридор P10–P90 шире 45% установленной мощности)</w:t>
       </w:r>
     </w:p>
     <w:p>
@@ -2544,7 +2544,7 @@
           </w:tcPr>
           <w:p>
             <w:r>
-              <w:t>0,505</w:t>
+              <w:t>0,526</w:t>
             </w:r>
           </w:p>
         </w:tc>
@@ -2554,7 +2554,7 @@
           </w:tcPr>
           <w:p>
             <w:r>
-              <w:t>4,115 → 4,620</w:t>
+              <w:t>4,104 → 4,630</w:t>
             </w:r>
           </w:p>
         </w:tc>
@@ -2606,7 +2606,7 @@
           </w:tcPr>
           <w:p>
             <w:r>
-              <w:t>0,529</w:t>
+              <w:t>0,505</w:t>
             </w:r>
           </w:p>
         </w:tc>
@@ -2616,7 +2616,7 @@
           </w:tcPr>
           <w:p>
             <w:r>
-              <w:t>4,404 → 3,875</w:t>
+              <w:t>4,375 → 3,870</w:t>
             </w:r>
           </w:p>
         </w:tc>
@@ -2668,7 +2668,7 @@
           </w:tcPr>
           <w:p>
             <w:r>
-              <w:t>0,605</w:t>
+              <w:t>0,661</w:t>
             </w:r>
           </w:p>
         </w:tc>
@@ -2678,7 +2678,7 @@
           </w:tcPr>
           <w:p>
             <w:r>
-              <w:t>3,399 → 4,004</w:t>
+              <w:t>3,394 → 4,055</w:t>
             </w:r>
           </w:p>
         </w:tc>
